--- a/static/docs/word/Admission PMKVY 4.0.docx
+++ b/static/docs/word/Admission PMKVY 4.0.docx
@@ -1,6 +1,6 @@
 
 <file path=word/document.xml><?xml version="1.0" encoding="utf-8"?>
-<w:document xmlns:wpc="http://schemas.microsoft.com/office/word/2010/wordprocessingCanvas" xmlns:cx="http://schemas.microsoft.com/office/drawing/2014/chartex" xmlns:cx1="http://schemas.microsoft.com/office/drawing/2015/9/8/chartex" xmlns:cx2="http://schemas.microsoft.com/office/drawing/2015/10/21/chartex" xmlns:cx3="http://schemas.microsoft.com/office/drawing/2016/5/9/chartex" xmlns:cx4="http://schemas.microsoft.com/office/drawing/2016/5/10/chartex" xmlns:cx5="http://schemas.microsoft.com/office/drawing/2016/5/11/chartex" xmlns:cx6="http://schemas.microsoft.com/office/drawing/2016/5/12/chartex" xmlns:cx7="http://schemas.microsoft.com/office/drawing/2016/5/13/chartex" xmlns:cx8="http://schemas.microsoft.com/office/drawing/2016/5/14/chartex" xmlns:mc="http://schemas.openxmlformats.org/markup-compatibility/2006" xmlns:aink="http://schemas.microsoft.com/office/drawing/2016/ink" xmlns:am3d="http://schemas.microsoft.com/office/drawing/2017/model3d" xmlns:o="urn:schemas-microsoft-com:office:office" xmlns:r="http://schemas.openxmlformats.org/officeDocument/2006/relationships" xmlns:m="http://schemas.openxmlformats.org/officeDocument/2006/math" xmlns:v="urn:schemas-microsoft-com:vml" xmlns:wp14="http://schemas.microsoft.com/office/word/2010/wordprocessingDrawing" xmlns:wp="http://schemas.openxmlformats.org/drawingml/2006/wordprocessingDrawing" xmlns:w10="urn:schemas-microsoft-com:office:word" xmlns:w="http://schemas.openxmlformats.org/wordprocessingml/2006/main" xmlns:w14="http://schemas.microsoft.com/office/word/2010/wordml" xmlns:w15="http://schemas.microsoft.com/office/word/2012/wordml" xmlns:w16cex="http://schemas.microsoft.com/office/word/2018/wordml/cex" xmlns:w16cid="http://schemas.microsoft.com/office/word/2016/wordml/cid" xmlns:w16="http://schemas.microsoft.com/office/word/2018/wordml" xmlns:w16sdtdh="http://schemas.microsoft.com/office/word/2020/wordml/sdtdatahash" xmlns:w16se="http://schemas.microsoft.com/office/word/2015/wordml/symex" xmlns:wpg="http://schemas.microsoft.com/office/word/2010/wordprocessingGroup" xmlns:wpi="http://schemas.microsoft.com/office/word/2010/wordprocessingInk" xmlns:wne="http://schemas.microsoft.com/office/word/2006/wordml" xmlns:wps="http://schemas.microsoft.com/office/word/2010/wordprocessingShape" mc:Ignorable="w14 w15 w16se w16cid w16 w16cex w16sdtdh wp14">
+<w:document xmlns:wpc="http://schemas.microsoft.com/office/word/2010/wordprocessingCanvas" xmlns:cx="http://schemas.microsoft.com/office/drawing/2014/chartex" xmlns:cx1="http://schemas.microsoft.com/office/drawing/2015/9/8/chartex" xmlns:cx2="http://schemas.microsoft.com/office/drawing/2015/10/21/chartex" xmlns:cx3="http://schemas.microsoft.com/office/drawing/2016/5/9/chartex" xmlns:cx4="http://schemas.microsoft.com/office/drawing/2016/5/10/chartex" xmlns:cx5="http://schemas.microsoft.com/office/drawing/2016/5/11/chartex" xmlns:cx6="http://schemas.microsoft.com/office/drawing/2016/5/12/chartex" xmlns:cx7="http://schemas.microsoft.com/office/drawing/2016/5/13/chartex" xmlns:cx8="http://schemas.microsoft.com/office/drawing/2016/5/14/chartex" xmlns:mc="http://schemas.openxmlformats.org/markup-compatibility/2006" xmlns:aink="http://schemas.microsoft.com/office/drawing/2016/ink" xmlns:am3d="http://schemas.microsoft.com/office/drawing/2017/model3d" xmlns:o="urn:schemas-microsoft-com:office:office" xmlns:oel="http://schemas.microsoft.com/office/2019/extlst" xmlns:r="http://schemas.openxmlformats.org/officeDocument/2006/relationships" xmlns:m="http://schemas.openxmlformats.org/officeDocument/2006/math" xmlns:v="urn:schemas-microsoft-com:vml" xmlns:wp14="http://schemas.microsoft.com/office/word/2010/wordprocessingDrawing" xmlns:wp="http://schemas.openxmlformats.org/drawingml/2006/wordprocessingDrawing" xmlns:w10="urn:schemas-microsoft-com:office:word" xmlns:w="http://schemas.openxmlformats.org/wordprocessingml/2006/main" xmlns:w14="http://schemas.microsoft.com/office/word/2010/wordml" xmlns:w15="http://schemas.microsoft.com/office/word/2012/wordml" xmlns:w16cex="http://schemas.microsoft.com/office/word/2018/wordml/cex" xmlns:w16cid="http://schemas.microsoft.com/office/word/2016/wordml/cid" xmlns:w16="http://schemas.microsoft.com/office/word/2018/wordml" xmlns:w16du="http://schemas.microsoft.com/office/word/2023/wordml/word16du" xmlns:w16sdtdh="http://schemas.microsoft.com/office/word/2020/wordml/sdtdatahash" xmlns:w16sdtfl="http://schemas.microsoft.com/office/word/2024/wordml/sdtformatlock" xmlns:w16se="http://schemas.microsoft.com/office/word/2015/wordml/symex" xmlns:wpg="http://schemas.microsoft.com/office/word/2010/wordprocessingGroup" xmlns:wpi="http://schemas.microsoft.com/office/word/2010/wordprocessingInk" xmlns:wne="http://schemas.microsoft.com/office/word/2006/wordml" xmlns:wps="http://schemas.microsoft.com/office/word/2010/wordprocessingShape" mc:Ignorable="w14 w15 w16se w16cid w16 w16cex w16sdtdh w16sdtfl w16du wp14">
   <w:background w:color="FFFED2"/>
   <w:body>
     <w:p>
@@ -37,788 +37,6 @@
         </w:rPr>
         <w:t>Phone No.: 0091-194-231014</w:t>
       </w:r>
-    </w:p>
-    <w:p>
-      <w:pPr>
-        <w:spacing w:after="0"/>
-        <w:jc w:val="right"/>
-        <w:rPr>
-          <w:rFonts w:ascii="Times New Roman" w:hAnsi="Times New Roman" w:cs="Times New Roman"/>
-          <w:b/>
-          <w:sz w:val="18"/>
-          <w:szCs w:val="18"/>
-        </w:rPr>
-      </w:pPr>
-      <w:r>
-        <w:rPr>
-          <w:rFonts w:ascii="Times New Roman" w:hAnsi="Times New Roman" w:cs="Times New Roman"/>
-          <w:b/>
-          <w:sz w:val="18"/>
-          <w:szCs w:val="18"/>
-        </w:rPr>
-        <w:t>Fax: 0091-194-2310060</w:t>
-      </w:r>
-    </w:p>
-    <w:p>
-      <w:pPr>
-        <w:spacing w:after="0"/>
-        <w:jc w:val="both"/>
-        <w:rPr>
-          <w:rFonts w:ascii="Times New Roman" w:hAnsi="Times New Roman" w:cs="Times New Roman"/>
-          <w:b/>
-          <w:sz w:val="26"/>
-        </w:rPr>
-      </w:pPr>
-      <w:r>
-        <w:rPr>
-          <w:noProof/>
-        </w:rPr>
-        <w:drawing>
-          <wp:anchor distT="0" distB="0" distL="114300" distR="114300" simplePos="0" relativeHeight="251655680" behindDoc="1" locked="0" layoutInCell="1" allowOverlap="1" wp14:anchorId="668F817E" wp14:editId="28892468">
-            <wp:simplePos x="0" y="0"/>
-            <wp:positionH relativeFrom="column">
-              <wp:posOffset>5131435</wp:posOffset>
-            </wp:positionH>
-            <wp:positionV relativeFrom="paragraph">
-              <wp:posOffset>133985</wp:posOffset>
-            </wp:positionV>
-            <wp:extent cx="1289685" cy="685800"/>
-            <wp:effectExtent l="0" t="0" r="0" b="0"/>
-            <wp:wrapTight wrapText="bothSides">
-              <wp:wrapPolygon edited="0">
-                <wp:start x="9891" y="2400"/>
-                <wp:lineTo x="3829" y="7200"/>
-                <wp:lineTo x="3191" y="8400"/>
-                <wp:lineTo x="3510" y="17400"/>
-                <wp:lineTo x="18505" y="17400"/>
-                <wp:lineTo x="18824" y="16200"/>
-                <wp:lineTo x="18186" y="14400"/>
-                <wp:lineTo x="17548" y="13200"/>
-                <wp:lineTo x="18824" y="9000"/>
-                <wp:lineTo x="17548" y="6600"/>
-                <wp:lineTo x="11805" y="2400"/>
-                <wp:lineTo x="9891" y="2400"/>
-              </wp:wrapPolygon>
-            </wp:wrapTight>
-            <wp:docPr id="8" name="Picture 8"/>
-            <wp:cNvGraphicFramePr>
-              <a:graphicFrameLocks xmlns:a="http://schemas.openxmlformats.org/drawingml/2006/main" noChangeAspect="1"/>
-            </wp:cNvGraphicFramePr>
-            <a:graphic xmlns:a="http://schemas.openxmlformats.org/drawingml/2006/main">
-              <a:graphicData uri="http://schemas.openxmlformats.org/drawingml/2006/picture">
-                <pic:pic xmlns:pic="http://schemas.openxmlformats.org/drawingml/2006/picture">
-                  <pic:nvPicPr>
-                    <pic:cNvPr id="0" name="Picture 1"/>
-                    <pic:cNvPicPr>
-                      <a:picLocks noChangeAspect="1" noChangeArrowheads="1"/>
-                    </pic:cNvPicPr>
-                  </pic:nvPicPr>
-                  <pic:blipFill>
-                    <a:blip r:embed="rId7">
-                      <a:extLst>
-                        <a:ext uri="{28A0092B-C50C-407E-A947-70E740481C1C}">
-                          <a14:useLocalDpi xmlns:a14="http://schemas.microsoft.com/office/drawing/2010/main" val="0"/>
-                        </a:ext>
-                      </a:extLst>
-                    </a:blip>
-                    <a:srcRect/>
-                    <a:stretch>
-                      <a:fillRect/>
-                    </a:stretch>
-                  </pic:blipFill>
-                  <pic:spPr bwMode="auto">
-                    <a:xfrm>
-                      <a:off x="0" y="0"/>
-                      <a:ext cx="1289685" cy="685800"/>
-                    </a:xfrm>
-                    <a:prstGeom prst="rect">
-                      <a:avLst/>
-                    </a:prstGeom>
-                    <a:noFill/>
-                    <a:ln>
-                      <a:noFill/>
-                    </a:ln>
-                  </pic:spPr>
-                </pic:pic>
-              </a:graphicData>
-            </a:graphic>
-            <wp14:sizeRelH relativeFrom="margin">
-              <wp14:pctWidth>0</wp14:pctWidth>
-            </wp14:sizeRelH>
-            <wp14:sizeRelV relativeFrom="margin">
-              <wp14:pctHeight>0</wp14:pctHeight>
-            </wp14:sizeRelV>
-          </wp:anchor>
-        </w:drawing>
-      </w:r>
-      <w:r>
-        <w:rPr>
-          <w:rFonts w:ascii="Times New Roman" w:hAnsi="Times New Roman" w:cs="Times New Roman"/>
-          <w:b/>
-          <w:noProof/>
-          <w:sz w:val="26"/>
-        </w:rPr>
-        <w:drawing>
-          <wp:inline distT="0" distB="0" distL="0" distR="0" wp14:anchorId="1F931507" wp14:editId="046BD48C">
-            <wp:extent cx="828675" cy="828675"/>
-            <wp:effectExtent l="0" t="0" r="9525" b="9525"/>
-            <wp:docPr id="4" name="Picture 4"/>
-            <wp:cNvGraphicFramePr>
-              <a:graphicFrameLocks xmlns:a="http://schemas.openxmlformats.org/drawingml/2006/main" noChangeAspect="1"/>
-            </wp:cNvGraphicFramePr>
-            <a:graphic xmlns:a="http://schemas.openxmlformats.org/drawingml/2006/main">
-              <a:graphicData uri="http://schemas.openxmlformats.org/drawingml/2006/picture">
-                <pic:pic xmlns:pic="http://schemas.openxmlformats.org/drawingml/2006/picture">
-                  <pic:nvPicPr>
-                    <pic:cNvPr id="4" name="Picture 4"/>
-                    <pic:cNvPicPr/>
-                  </pic:nvPicPr>
-                  <pic:blipFill>
-                    <a:blip r:embed="rId8" cstate="print">
-                      <a:extLst>
-                        <a:ext uri="{28A0092B-C50C-407E-A947-70E740481C1C}">
-                          <a14:useLocalDpi xmlns:a14="http://schemas.microsoft.com/office/drawing/2010/main" val="0"/>
-                        </a:ext>
-                      </a:extLst>
-                    </a:blip>
-                    <a:stretch>
-                      <a:fillRect/>
-                    </a:stretch>
-                  </pic:blipFill>
-                  <pic:spPr>
-                    <a:xfrm>
-                      <a:off x="0" y="0"/>
-                      <a:ext cx="828864" cy="828864"/>
-                    </a:xfrm>
-                    <a:prstGeom prst="rect">
-                      <a:avLst/>
-                    </a:prstGeom>
-                  </pic:spPr>
-                </pic:pic>
-              </a:graphicData>
-            </a:graphic>
-          </wp:inline>
-        </w:drawing>
-      </w:r>
-      <w:r>
-        <w:rPr>
-          <w:noProof/>
-        </w:rPr>
-        <w:t xml:space="preserve">              </w:t>
-      </w:r>
-      <w:r>
-        <w:rPr>
-          <w:noProof/>
-        </w:rPr>
-        <w:drawing>
-          <wp:inline distT="0" distB="0" distL="0" distR="0" wp14:anchorId="294616C7" wp14:editId="2E0C92C9">
-            <wp:extent cx="1695450" cy="768808"/>
-            <wp:effectExtent l="0" t="0" r="0" b="0"/>
-            <wp:docPr id="10" name="Picture 10"/>
-            <wp:cNvGraphicFramePr>
-              <a:graphicFrameLocks xmlns:a="http://schemas.openxmlformats.org/drawingml/2006/main" noChangeAspect="1"/>
-            </wp:cNvGraphicFramePr>
-            <a:graphic xmlns:a="http://schemas.openxmlformats.org/drawingml/2006/main">
-              <a:graphicData uri="http://schemas.openxmlformats.org/drawingml/2006/picture">
-                <pic:pic xmlns:pic="http://schemas.openxmlformats.org/drawingml/2006/picture">
-                  <pic:nvPicPr>
-                    <pic:cNvPr id="0" name="Picture 5"/>
-                    <pic:cNvPicPr>
-                      <a:picLocks noChangeAspect="1" noChangeArrowheads="1"/>
-                    </pic:cNvPicPr>
-                  </pic:nvPicPr>
-                  <pic:blipFill>
-                    <a:blip r:embed="rId9">
-                      <a:extLst>
-                        <a:ext uri="{28A0092B-C50C-407E-A947-70E740481C1C}">
-                          <a14:useLocalDpi xmlns:a14="http://schemas.microsoft.com/office/drawing/2010/main" val="0"/>
-                        </a:ext>
-                      </a:extLst>
-                    </a:blip>
-                    <a:srcRect/>
-                    <a:stretch>
-                      <a:fillRect/>
-                    </a:stretch>
-                  </pic:blipFill>
-                  <pic:spPr bwMode="auto">
-                    <a:xfrm>
-                      <a:off x="0" y="0"/>
-                      <a:ext cx="1712452" cy="776518"/>
-                    </a:xfrm>
-                    <a:prstGeom prst="rect">
-                      <a:avLst/>
-                    </a:prstGeom>
-                    <a:noFill/>
-                    <a:ln>
-                      <a:noFill/>
-                    </a:ln>
-                  </pic:spPr>
-                </pic:pic>
-              </a:graphicData>
-            </a:graphic>
-          </wp:inline>
-        </w:drawing>
-      </w:r>
-      <w:r>
-        <w:rPr>
-          <w:noProof/>
-        </w:rPr>
-        <w:t xml:space="preserve">        </w:t>
-      </w:r>
-      <w:r>
-        <w:rPr>
-          <w:noProof/>
-        </w:rPr>
-        <w:drawing>
-          <wp:inline distT="0" distB="0" distL="0" distR="0" wp14:anchorId="6D275931" wp14:editId="5DE63FA3">
-            <wp:extent cx="1523605" cy="628650"/>
-            <wp:effectExtent l="0" t="0" r="635" b="0"/>
-            <wp:docPr id="9" name="Picture 9"/>
-            <wp:cNvGraphicFramePr>
-              <a:graphicFrameLocks xmlns:a="http://schemas.openxmlformats.org/drawingml/2006/main" noChangeAspect="1"/>
-            </wp:cNvGraphicFramePr>
-            <a:graphic xmlns:a="http://schemas.openxmlformats.org/drawingml/2006/main">
-              <a:graphicData uri="http://schemas.openxmlformats.org/drawingml/2006/picture">
-                <pic:pic xmlns:pic="http://schemas.openxmlformats.org/drawingml/2006/picture">
-                  <pic:nvPicPr>
-                    <pic:cNvPr id="0" name="Picture 3"/>
-                    <pic:cNvPicPr>
-                      <a:picLocks noChangeAspect="1" noChangeArrowheads="1"/>
-                    </pic:cNvPicPr>
-                  </pic:nvPicPr>
-                  <pic:blipFill>
-                    <a:blip r:embed="rId10">
-                      <a:extLst>
-                        <a:ext uri="{28A0092B-C50C-407E-A947-70E740481C1C}">
-                          <a14:useLocalDpi xmlns:a14="http://schemas.microsoft.com/office/drawing/2010/main" val="0"/>
-                        </a:ext>
-                      </a:extLst>
-                    </a:blip>
-                    <a:srcRect/>
-                    <a:stretch>
-                      <a:fillRect/>
-                    </a:stretch>
-                  </pic:blipFill>
-                  <pic:spPr bwMode="auto">
-                    <a:xfrm>
-                      <a:off x="0" y="0"/>
-                      <a:ext cx="1553598" cy="641025"/>
-                    </a:xfrm>
-                    <a:prstGeom prst="rect">
-                      <a:avLst/>
-                    </a:prstGeom>
-                    <a:noFill/>
-                    <a:ln>
-                      <a:noFill/>
-                    </a:ln>
-                  </pic:spPr>
-                </pic:pic>
-              </a:graphicData>
-            </a:graphic>
-          </wp:inline>
-        </w:drawing>
-      </w:r>
-    </w:p>
-    <w:p>
-      <w:pPr>
-        <w:pStyle w:val="NoSpacing"/>
-        <w:spacing w:line="240" w:lineRule="auto"/>
-        <w:rPr>
-          <w:rFonts w:ascii="Times New Roman" w:hAnsi="Times New Roman" w:cs="Times New Roman"/>
-          <w:b/>
-          <w:sz w:val="28"/>
-        </w:rPr>
-      </w:pPr>
-      <w:r>
-        <w:rPr>
-          <w:rFonts w:ascii="Times New Roman" w:hAnsi="Times New Roman" w:cs="Times New Roman"/>
-          <w:b/>
-          <w:sz w:val="28"/>
-        </w:rPr>
-        <w:t xml:space="preserve">         </w:t>
-      </w:r>
-      <w:r>
-        <w:rPr>
-          <w:rFonts w:ascii="Times New Roman" w:hAnsi="Times New Roman" w:cs="Times New Roman"/>
-          <w:b/>
-          <w:sz w:val="28"/>
-        </w:rPr>
-        <w:t xml:space="preserve">                   </w:t>
-      </w:r>
-      <w:r>
-        <w:rPr>
-          <w:b/>
-          <w:lang w:val="en-US" w:eastAsia="en-IN"/>
-        </w:rPr>
-        <w:tab/>
-      </w:r>
-      <w:r>
-        <w:rPr>
-          <w:b/>
-          <w:lang w:val="en-US" w:eastAsia="en-IN"/>
-        </w:rPr>
-        <w:tab/>
-      </w:r>
-      <w:r>
-        <w:rPr>
-          <w:b/>
-          <w:lang w:val="en-US" w:eastAsia="en-IN"/>
-        </w:rPr>
-        <w:tab/>
-      </w:r>
-      <w:r>
-        <w:rPr>
-          <w:b/>
-          <w:lang w:val="en-US" w:eastAsia="en-IN"/>
-        </w:rPr>
-        <w:tab/>
-      </w:r>
-      <w:r>
-        <w:rPr>
-          <w:b/>
-          <w:lang w:val="en-US" w:eastAsia="en-IN"/>
-        </w:rPr>
-        <w:tab/>
-      </w:r>
-      <w:r>
-        <w:rPr>
-          <w:b/>
-          <w:lang w:val="en-US" w:eastAsia="en-IN"/>
-        </w:rPr>
-        <w:tab/>
-      </w:r>
-      <w:r>
-        <w:rPr>
-          <w:b/>
-          <w:lang w:val="en-US" w:eastAsia="en-IN"/>
-        </w:rPr>
-        <w:t xml:space="preserve"> </w:t>
-      </w:r>
-      <w:r>
-        <w:rPr>
-          <w:rFonts w:ascii="Times New Roman" w:hAnsi="Times New Roman" w:cs="Times New Roman"/>
-          <w:b/>
-          <w:sz w:val="28"/>
-        </w:rPr>
-        <w:t xml:space="preserve">             </w:t>
-      </w:r>
-    </w:p>
-    <w:p>
-      <w:pPr>
-        <w:spacing w:after="0" w:line="240" w:lineRule="auto"/>
-        <w:ind w:left="721" w:hanging="437"/>
-        <w:contextualSpacing/>
-        <w:jc w:val="center"/>
-        <w:rPr>
-          <w:rFonts w:ascii="Algerian" w:eastAsia="Calibri" w:hAnsi="Algerian"/>
-          <w:b/>
-          <w:bCs/>
-          <w:sz w:val="32"/>
-          <w:szCs w:val="32"/>
-        </w:rPr>
-      </w:pPr>
-      <w:r>
-        <w:rPr>
-          <w:rFonts w:ascii="Algerian" w:eastAsia="Calibri" w:hAnsi="Algerian"/>
-          <w:b/>
-          <w:bCs/>
-          <w:sz w:val="32"/>
-          <w:szCs w:val="32"/>
-        </w:rPr>
-        <w:t>OFFICE OF THE PRINCIPAL,</w:t>
-      </w:r>
-    </w:p>
-    <w:p>
-      <w:pPr>
-        <w:spacing w:after="0" w:line="240" w:lineRule="auto"/>
-        <w:ind w:left="721" w:hanging="437"/>
-        <w:contextualSpacing/>
-        <w:jc w:val="center"/>
-        <w:rPr>
-          <w:rFonts w:ascii="Algerian" w:eastAsia="Calibri" w:hAnsi="Algerian"/>
-          <w:b/>
-          <w:bCs/>
-          <w:sz w:val="32"/>
-          <w:szCs w:val="32"/>
-        </w:rPr>
-      </w:pPr>
-      <w:r>
-        <w:rPr>
-          <w:rFonts w:ascii="Algerian" w:eastAsia="Calibri" w:hAnsi="Algerian"/>
-          <w:b/>
-          <w:bCs/>
-          <w:sz w:val="32"/>
-          <w:szCs w:val="32"/>
-        </w:rPr>
-        <w:t xml:space="preserve">  </w:t>
-      </w:r>
-      <w:r>
-        <w:rPr>
-          <w:rFonts w:ascii="Algerian" w:eastAsia="Calibri" w:hAnsi="Algerian"/>
-          <w:b/>
-          <w:bCs/>
-          <w:sz w:val="32"/>
-          <w:szCs w:val="32"/>
-        </w:rPr>
-        <w:t>KASHMIR GOVT. POLYTECHNIC COLLEGE GOGJI BAGH SRINAGAR.</w:t>
-      </w:r>
-    </w:p>
-    <w:p>
-      <w:pPr>
-        <w:spacing w:after="0" w:line="240" w:lineRule="auto"/>
-        <w:jc w:val="center"/>
-        <w:rPr>
-          <w:rFonts w:ascii="Arial Rounded MT Bold" w:hAnsi="Arial Rounded MT Bold" w:cs="Times New Roman"/>
-          <w:b/>
-          <w:color w:val="7030A0"/>
-          <w:sz w:val="32"/>
-          <w:u w:val="single"/>
-        </w:rPr>
-      </w:pPr>
-      <w:r>
-        <w:rPr>
-          <w:rFonts w:ascii="Arial Rounded MT Bold" w:hAnsi="Arial Rounded MT Bold" w:cs="Times New Roman"/>
-          <w:b/>
-          <w:color w:val="7030A0"/>
-          <w:sz w:val="32"/>
-          <w:u w:val="single"/>
-        </w:rPr>
-        <w:t>Pradhan Mantri Kaushal Vikas Yojana (PMKVY 4.0)</w:t>
-      </w:r>
-    </w:p>
-    <w:p>
-      <w:pPr>
-        <w:spacing w:after="0" w:line="240" w:lineRule="auto"/>
-        <w:jc w:val="center"/>
-        <w:rPr>
-          <w:rFonts w:ascii="Arial Rounded MT Bold" w:hAnsi="Arial Rounded MT Bold" w:cs="Times New Roman"/>
-          <w:b/>
-          <w:color w:val="0070C0"/>
-          <w:u w:val="single"/>
-          <w14:textFill>
-            <w14:gradFill>
-              <w14:gsLst>
-                <w14:gs w14:pos="0">
-                  <w14:srgbClr w14:val="0070C0">
-                    <w14:shade w14:val="30000"/>
-                    <w14:satMod w14:val="115000"/>
-                  </w14:srgbClr>
-                </w14:gs>
-                <w14:gs w14:pos="50000">
-                  <w14:srgbClr w14:val="0070C0">
-                    <w14:shade w14:val="67500"/>
-                    <w14:satMod w14:val="115000"/>
-                  </w14:srgbClr>
-                </w14:gs>
-                <w14:gs w14:pos="100000">
-                  <w14:srgbClr w14:val="0070C0">
-                    <w14:shade w14:val="100000"/>
-                    <w14:satMod w14:val="115000"/>
-                  </w14:srgbClr>
-                </w14:gs>
-              </w14:gsLst>
-              <w14:lin w14:ang="8100000" w14:scaled="0"/>
-            </w14:gradFill>
-          </w14:textFill>
-        </w:rPr>
-      </w:pPr>
-      <w:r>
-        <w:rPr>
-          <w:rFonts w:ascii="Arial Rounded MT Bold" w:hAnsi="Arial Rounded MT Bold" w:cs="Times New Roman"/>
-          <w:b/>
-          <w:color w:val="0070C0"/>
-          <w:u w:val="single"/>
-          <w14:textFill>
-            <w14:gradFill>
-              <w14:gsLst>
-                <w14:gs w14:pos="0">
-                  <w14:srgbClr w14:val="0070C0">
-                    <w14:shade w14:val="30000"/>
-                    <w14:satMod w14:val="115000"/>
-                  </w14:srgbClr>
-                </w14:gs>
-                <w14:gs w14:pos="50000">
-                  <w14:srgbClr w14:val="0070C0">
-                    <w14:shade w14:val="67500"/>
-                    <w14:satMod w14:val="115000"/>
-                  </w14:srgbClr>
-                </w14:gs>
-                <w14:gs w14:pos="100000">
-                  <w14:srgbClr w14:val="0070C0">
-                    <w14:shade w14:val="100000"/>
-                    <w14:satMod w14:val="115000"/>
-                  </w14:srgbClr>
-                </w14:gs>
-              </w14:gsLst>
-              <w14:lin w14:ang="8100000" w14:scaled="0"/>
-            </w14:gradFill>
-          </w14:textFill>
-        </w:rPr>
-        <w:t>Skill centre under J&amp;K Skill Development Mission</w:t>
-      </w:r>
-    </w:p>
-    <w:p>
-      <w:pPr>
-        <w:spacing w:after="0" w:line="240" w:lineRule="auto"/>
-        <w:contextualSpacing/>
-        <w:jc w:val="center"/>
-        <w:rPr>
-          <w:rStyle w:val="Hyperlink"/>
-          <w:color w:val="002060"/>
-        </w:rPr>
-      </w:pPr>
-      <w:r>
-        <w:rPr>
-          <w:noProof/>
-        </w:rPr>
-        <w:drawing>
-          <wp:anchor distT="0" distB="0" distL="114300" distR="114300" simplePos="0" relativeHeight="251680256" behindDoc="1" locked="0" layoutInCell="1" allowOverlap="1" wp14:anchorId="0C360214" wp14:editId="2752FBFE">
-            <wp:simplePos x="0" y="0"/>
-            <wp:positionH relativeFrom="column">
-              <wp:posOffset>6064885</wp:posOffset>
-            </wp:positionH>
-            <wp:positionV relativeFrom="paragraph">
-              <wp:posOffset>154940</wp:posOffset>
-            </wp:positionV>
-            <wp:extent cx="669925" cy="581025"/>
-            <wp:effectExtent l="0" t="0" r="0" b="9525"/>
-            <wp:wrapTight wrapText="bothSides">
-              <wp:wrapPolygon edited="0">
-                <wp:start x="1228" y="0"/>
-                <wp:lineTo x="0" y="7082"/>
-                <wp:lineTo x="0" y="13456"/>
-                <wp:lineTo x="4914" y="19830"/>
-                <wp:lineTo x="5528" y="21246"/>
-                <wp:lineTo x="14741" y="21246"/>
-                <wp:lineTo x="15355" y="19830"/>
-                <wp:lineTo x="20883" y="13456"/>
-                <wp:lineTo x="20883" y="5666"/>
-                <wp:lineTo x="15970" y="0"/>
-                <wp:lineTo x="1228" y="0"/>
-              </wp:wrapPolygon>
-            </wp:wrapTight>
-            <wp:docPr id="12" name="Picture 12"/>
-            <wp:cNvGraphicFramePr>
-              <a:graphicFrameLocks xmlns:a="http://schemas.openxmlformats.org/drawingml/2006/main" noChangeAspect="1"/>
-            </wp:cNvGraphicFramePr>
-            <a:graphic xmlns:a="http://schemas.openxmlformats.org/drawingml/2006/main">
-              <a:graphicData uri="http://schemas.openxmlformats.org/drawingml/2006/picture">
-                <pic:pic xmlns:pic="http://schemas.openxmlformats.org/drawingml/2006/picture">
-                  <pic:nvPicPr>
-                    <pic:cNvPr id="0" name="Picture 7"/>
-                    <pic:cNvPicPr>
-                      <a:picLocks noChangeAspect="1" noChangeArrowheads="1"/>
-                    </pic:cNvPicPr>
-                  </pic:nvPicPr>
-                  <pic:blipFill rotWithShape="1">
-                    <a:blip r:embed="rId11" cstate="print">
-                      <a:extLst>
-                        <a:ext uri="{28A0092B-C50C-407E-A947-70E740481C1C}">
-                          <a14:useLocalDpi xmlns:a14="http://schemas.microsoft.com/office/drawing/2010/main" val="0"/>
-                        </a:ext>
-                      </a:extLst>
-                    </a:blip>
-                    <a:srcRect l="8823" t="14117" r="7058" b="12941"/>
-                    <a:stretch/>
-                  </pic:blipFill>
-                  <pic:spPr bwMode="auto">
-                    <a:xfrm>
-                      <a:off x="0" y="0"/>
-                      <a:ext cx="669925" cy="581025"/>
-                    </a:xfrm>
-                    <a:prstGeom prst="rect">
-                      <a:avLst/>
-                    </a:prstGeom>
-                    <a:noFill/>
-                    <a:ln>
-                      <a:noFill/>
-                    </a:ln>
-                    <a:extLst>
-                      <a:ext uri="{53640926-AAD7-44D8-BBD7-CCE9431645EC}">
-                        <a14:shadowObscured xmlns:a14="http://schemas.microsoft.com/office/drawing/2010/main"/>
-                      </a:ext>
-                    </a:extLst>
-                  </pic:spPr>
-                </pic:pic>
-              </a:graphicData>
-            </a:graphic>
-            <wp14:sizeRelH relativeFrom="margin">
-              <wp14:pctWidth>0</wp14:pctWidth>
-            </wp14:sizeRelH>
-            <wp14:sizeRelV relativeFrom="margin">
-              <wp14:pctHeight>0</wp14:pctHeight>
-            </wp14:sizeRelV>
-          </wp:anchor>
-        </w:drawing>
-      </w:r>
-      <w:r>
-        <w:rPr>
-          <w:noProof/>
-        </w:rPr>
-        <w:drawing>
-          <wp:anchor distT="0" distB="0" distL="114300" distR="114300" simplePos="0" relativeHeight="251666944" behindDoc="1" locked="0" layoutInCell="1" allowOverlap="1" wp14:anchorId="6ECFCE47" wp14:editId="49BCBD32">
-            <wp:simplePos x="0" y="0"/>
-            <wp:positionH relativeFrom="column">
-              <wp:posOffset>-2540</wp:posOffset>
-            </wp:positionH>
-            <wp:positionV relativeFrom="paragraph">
-              <wp:posOffset>183515</wp:posOffset>
-            </wp:positionV>
-            <wp:extent cx="779780" cy="676275"/>
-            <wp:effectExtent l="0" t="0" r="1270" b="9525"/>
-            <wp:wrapTight wrapText="bothSides">
-              <wp:wrapPolygon edited="0">
-                <wp:start x="1583" y="0"/>
-                <wp:lineTo x="0" y="6693"/>
-                <wp:lineTo x="0" y="13994"/>
-                <wp:lineTo x="4749" y="20079"/>
-                <wp:lineTo x="6860" y="21296"/>
-                <wp:lineTo x="14248" y="21296"/>
-                <wp:lineTo x="15831" y="20079"/>
-                <wp:lineTo x="21107" y="13386"/>
-                <wp:lineTo x="21107" y="6085"/>
-                <wp:lineTo x="20580" y="4868"/>
-                <wp:lineTo x="15303" y="0"/>
-                <wp:lineTo x="1583" y="0"/>
-              </wp:wrapPolygon>
-            </wp:wrapTight>
-            <wp:docPr id="11" name="Picture 11"/>
-            <wp:cNvGraphicFramePr>
-              <a:graphicFrameLocks xmlns:a="http://schemas.openxmlformats.org/drawingml/2006/main" noChangeAspect="1"/>
-            </wp:cNvGraphicFramePr>
-            <a:graphic xmlns:a="http://schemas.openxmlformats.org/drawingml/2006/main">
-              <a:graphicData uri="http://schemas.openxmlformats.org/drawingml/2006/picture">
-                <pic:pic xmlns:pic="http://schemas.openxmlformats.org/drawingml/2006/picture">
-                  <pic:nvPicPr>
-                    <pic:cNvPr id="0" name="Picture 7"/>
-                    <pic:cNvPicPr>
-                      <a:picLocks noChangeAspect="1" noChangeArrowheads="1"/>
-                    </pic:cNvPicPr>
-                  </pic:nvPicPr>
-                  <pic:blipFill rotWithShape="1">
-                    <a:blip r:embed="rId12" cstate="print">
-                      <a:extLst>
-                        <a:ext uri="{28A0092B-C50C-407E-A947-70E740481C1C}">
-                          <a14:useLocalDpi xmlns:a14="http://schemas.microsoft.com/office/drawing/2010/main" val="0"/>
-                        </a:ext>
-                      </a:extLst>
-                    </a:blip>
-                    <a:srcRect l="8823" t="14117" r="7058" b="12941"/>
-                    <a:stretch/>
-                  </pic:blipFill>
-                  <pic:spPr bwMode="auto">
-                    <a:xfrm>
-                      <a:off x="0" y="0"/>
-                      <a:ext cx="779780" cy="676275"/>
-                    </a:xfrm>
-                    <a:prstGeom prst="rect">
-                      <a:avLst/>
-                    </a:prstGeom>
-                    <a:noFill/>
-                    <a:ln>
-                      <a:noFill/>
-                    </a:ln>
-                    <a:extLst>
-                      <a:ext uri="{53640926-AAD7-44D8-BBD7-CCE9431645EC}">
-                        <a14:shadowObscured xmlns:a14="http://schemas.microsoft.com/office/drawing/2010/main"/>
-                      </a:ext>
-                    </a:extLst>
-                  </pic:spPr>
-                </pic:pic>
-              </a:graphicData>
-            </a:graphic>
-            <wp14:sizeRelH relativeFrom="margin">
-              <wp14:pctWidth>0</wp14:pctWidth>
-            </wp14:sizeRelH>
-            <wp14:sizeRelV relativeFrom="margin">
-              <wp14:pctHeight>0</wp14:pctHeight>
-            </wp14:sizeRelV>
-          </wp:anchor>
-        </w:drawing>
-      </w:r>
-      <w:r>
-        <w:rPr>
-          <w:sz w:val="20"/>
-          <w:szCs w:val="20"/>
-        </w:rPr>
-        <w:t>Website</w:t>
-      </w:r>
-      <w:r>
-        <w:t>:</w:t>
-      </w:r>
-      <w:r>
-        <w:rPr>
-          <w:color w:val="7030A0"/>
-          <w:sz w:val="20"/>
-          <w:szCs w:val="20"/>
-        </w:rPr>
-        <w:t xml:space="preserve"> </w:t>
-      </w:r>
-      <w:hyperlink r:id="rId13" w:history="1">
-        <w:r>
-          <w:rPr>
-            <w:color w:val="7030A0"/>
-            <w:sz w:val="20"/>
-            <w:szCs w:val="20"/>
-          </w:rPr>
-          <w:t>https://www.kgpsrinagar.edu.in.</w:t>
-        </w:r>
-      </w:hyperlink>
-    </w:p>
-    <w:p>
-      <w:pPr>
-        <w:spacing w:after="0" w:line="240" w:lineRule="auto"/>
-        <w:contextualSpacing/>
-        <w:rPr>
-          <w:sz w:val="20"/>
-          <w:szCs w:val="20"/>
-        </w:rPr>
-      </w:pPr>
-      <w:r>
-        <w:rPr>
-          <w:sz w:val="20"/>
-          <w:szCs w:val="20"/>
-        </w:rPr>
-        <w:t xml:space="preserve">                                                       Email:  </w:t>
-      </w:r>
-      <w:r>
-        <w:rPr>
-          <w:color w:val="7030A0"/>
-          <w:sz w:val="20"/>
-          <w:szCs w:val="20"/>
-        </w:rPr>
-        <w:t xml:space="preserve"> </w:t>
-      </w:r>
-      <w:hyperlink r:id="rId14" w:history="1">
-        <w:r>
-          <w:rPr>
-            <w:rStyle w:val="Hyperlink"/>
-            <w:color w:val="7030A0"/>
-            <w:sz w:val="20"/>
-            <w:szCs w:val="20"/>
-          </w:rPr>
-          <w:t>kgpolysgr58@gmail.com</w:t>
-        </w:r>
-      </w:hyperlink>
-      <w:r>
-        <w:rPr>
-          <w:color w:val="7030A0"/>
-          <w:sz w:val="20"/>
-          <w:szCs w:val="20"/>
-        </w:rPr>
-        <w:t xml:space="preserve">                                                       </w:t>
-      </w:r>
-    </w:p>
-    <w:p>
-      <w:pPr>
-        <w:spacing w:after="0"/>
-        <w:jc w:val="both"/>
-        <w:rPr>
-          <w:rFonts w:ascii="Times New Roman" w:hAnsi="Times New Roman" w:cs="Times New Roman"/>
-          <w:b/>
-          <w:sz w:val="28"/>
-        </w:rPr>
-      </w:pPr>
     </w:p>
     <w:p>
       <w:pPr>
@@ -1041,7 +259,6 @@
                 <w:color w:val="002060"/>
               </w:rPr>
             </w:pPr>
-            <w:proofErr w:type="gramStart"/>
             <w:r>
               <w:rPr>
                 <w:rFonts w:ascii="Tahoma" w:hAnsi="Tahoma" w:cs="Tahoma"/>
@@ -1050,7 +267,6 @@
               </w:rPr>
               <w:t>S.No</w:t>
             </w:r>
-            <w:proofErr w:type="gramEnd"/>
           </w:p>
         </w:tc>
         <w:tc>
@@ -1891,7 +1107,7 @@
                     </pic:cNvPicPr>
                   </pic:nvPicPr>
                   <pic:blipFill>
-                    <a:blip r:embed="rId15" cstate="print">
+                    <a:blip r:embed="rId7" cstate="print">
                       <a:extLst>
                         <a:ext uri="{28A0092B-C50C-407E-A947-70E740481C1C}">
                           <a14:useLocalDpi xmlns:a14="http://schemas.microsoft.com/office/drawing/2010/main" val="0"/>
@@ -2046,7 +1262,7 @@
         </w:rPr>
         <w:t xml:space="preserve"> </w:t>
       </w:r>
-      <w:hyperlink r:id="rId16" w:history="1">
+      <w:hyperlink r:id="rId8" w:history="1">
         <w:r>
           <w:rPr>
             <w:rStyle w:val="Hyperlink"/>
@@ -2512,7 +1728,7 @@
 </file>
 
 <file path=word/endnotes.xml><?xml version="1.0" encoding="utf-8"?>
-<w:endnotes xmlns:wpc="http://schemas.microsoft.com/office/word/2010/wordprocessingCanvas" xmlns:cx="http://schemas.microsoft.com/office/drawing/2014/chartex" xmlns:cx1="http://schemas.microsoft.com/office/drawing/2015/9/8/chartex" xmlns:cx2="http://schemas.microsoft.com/office/drawing/2015/10/21/chartex" xmlns:cx3="http://schemas.microsoft.com/office/drawing/2016/5/9/chartex" xmlns:cx4="http://schemas.microsoft.com/office/drawing/2016/5/10/chartex" xmlns:cx5="http://schemas.microsoft.com/office/drawing/2016/5/11/chartex" xmlns:cx6="http://schemas.microsoft.com/office/drawing/2016/5/12/chartex" xmlns:cx7="http://schemas.microsoft.com/office/drawing/2016/5/13/chartex" xmlns:cx8="http://schemas.microsoft.com/office/drawing/2016/5/14/chartex" xmlns:mc="http://schemas.openxmlformats.org/markup-compatibility/2006" xmlns:aink="http://schemas.microsoft.com/office/drawing/2016/ink" xmlns:am3d="http://schemas.microsoft.com/office/drawing/2017/model3d" xmlns:o="urn:schemas-microsoft-com:office:office" xmlns:r="http://schemas.openxmlformats.org/officeDocument/2006/relationships" xmlns:m="http://schemas.openxmlformats.org/officeDocument/2006/math" xmlns:v="urn:schemas-microsoft-com:vml" xmlns:wp14="http://schemas.microsoft.com/office/word/2010/wordprocessingDrawing" xmlns:wp="http://schemas.openxmlformats.org/drawingml/2006/wordprocessingDrawing" xmlns:w10="urn:schemas-microsoft-com:office:word" xmlns:w="http://schemas.openxmlformats.org/wordprocessingml/2006/main" xmlns:w14="http://schemas.microsoft.com/office/word/2010/wordml" xmlns:w15="http://schemas.microsoft.com/office/word/2012/wordml" xmlns:w16cex="http://schemas.microsoft.com/office/word/2018/wordml/cex" xmlns:w16cid="http://schemas.microsoft.com/office/word/2016/wordml/cid" xmlns:w16="http://schemas.microsoft.com/office/word/2018/wordml" xmlns:w16sdtdh="http://schemas.microsoft.com/office/word/2020/wordml/sdtdatahash" xmlns:w16se="http://schemas.microsoft.com/office/word/2015/wordml/symex" xmlns:wpg="http://schemas.microsoft.com/office/word/2010/wordprocessingGroup" xmlns:wpi="http://schemas.microsoft.com/office/word/2010/wordprocessingInk" xmlns:wne="http://schemas.microsoft.com/office/word/2006/wordml" xmlns:wps="http://schemas.microsoft.com/office/word/2010/wordprocessingShape" mc:Ignorable="w14 w15 w16se w16cid w16 w16cex w16sdtdh wp14">
+<w:endnotes xmlns:wpc="http://schemas.microsoft.com/office/word/2010/wordprocessingCanvas" xmlns:cx="http://schemas.microsoft.com/office/drawing/2014/chartex" xmlns:cx1="http://schemas.microsoft.com/office/drawing/2015/9/8/chartex" xmlns:cx2="http://schemas.microsoft.com/office/drawing/2015/10/21/chartex" xmlns:cx3="http://schemas.microsoft.com/office/drawing/2016/5/9/chartex" xmlns:cx4="http://schemas.microsoft.com/office/drawing/2016/5/10/chartex" xmlns:cx5="http://schemas.microsoft.com/office/drawing/2016/5/11/chartex" xmlns:cx6="http://schemas.microsoft.com/office/drawing/2016/5/12/chartex" xmlns:cx7="http://schemas.microsoft.com/office/drawing/2016/5/13/chartex" xmlns:cx8="http://schemas.microsoft.com/office/drawing/2016/5/14/chartex" xmlns:mc="http://schemas.openxmlformats.org/markup-compatibility/2006" xmlns:aink="http://schemas.microsoft.com/office/drawing/2016/ink" xmlns:am3d="http://schemas.microsoft.com/office/drawing/2017/model3d" xmlns:o="urn:schemas-microsoft-com:office:office" xmlns:oel="http://schemas.microsoft.com/office/2019/extlst" xmlns:r="http://schemas.openxmlformats.org/officeDocument/2006/relationships" xmlns:m="http://schemas.openxmlformats.org/officeDocument/2006/math" xmlns:v="urn:schemas-microsoft-com:vml" xmlns:wp14="http://schemas.microsoft.com/office/word/2010/wordprocessingDrawing" xmlns:wp="http://schemas.openxmlformats.org/drawingml/2006/wordprocessingDrawing" xmlns:w10="urn:schemas-microsoft-com:office:word" xmlns:w="http://schemas.openxmlformats.org/wordprocessingml/2006/main" xmlns:w14="http://schemas.microsoft.com/office/word/2010/wordml" xmlns:w15="http://schemas.microsoft.com/office/word/2012/wordml" xmlns:w16cex="http://schemas.microsoft.com/office/word/2018/wordml/cex" xmlns:w16cid="http://schemas.microsoft.com/office/word/2016/wordml/cid" xmlns:w16="http://schemas.microsoft.com/office/word/2018/wordml" xmlns:w16du="http://schemas.microsoft.com/office/word/2023/wordml/word16du" xmlns:w16sdtdh="http://schemas.microsoft.com/office/word/2020/wordml/sdtdatahash" xmlns:w16sdtfl="http://schemas.microsoft.com/office/word/2024/wordml/sdtformatlock" xmlns:w16se="http://schemas.microsoft.com/office/word/2015/wordml/symex" xmlns:wpg="http://schemas.microsoft.com/office/word/2010/wordprocessingGroup" xmlns:wpi="http://schemas.microsoft.com/office/word/2010/wordprocessingInk" xmlns:wne="http://schemas.microsoft.com/office/word/2006/wordml" xmlns:wps="http://schemas.microsoft.com/office/word/2010/wordprocessingShape" mc:Ignorable="w14 w15 w16se w16cid w16 w16cex w16sdtdh w16sdtfl w16du wp14">
   <w:endnote w:type="separator" w:id="-1">
     <w:p>
       <w:pPr>
@@ -2537,7 +1753,7 @@
 </file>
 
 <file path=word/footnotes.xml><?xml version="1.0" encoding="utf-8"?>
-<w:footnotes xmlns:wpc="http://schemas.microsoft.com/office/word/2010/wordprocessingCanvas" xmlns:cx="http://schemas.microsoft.com/office/drawing/2014/chartex" xmlns:cx1="http://schemas.microsoft.com/office/drawing/2015/9/8/chartex" xmlns:cx2="http://schemas.microsoft.com/office/drawing/2015/10/21/chartex" xmlns:cx3="http://schemas.microsoft.com/office/drawing/2016/5/9/chartex" xmlns:cx4="http://schemas.microsoft.com/office/drawing/2016/5/10/chartex" xmlns:cx5="http://schemas.microsoft.com/office/drawing/2016/5/11/chartex" xmlns:cx6="http://schemas.microsoft.com/office/drawing/2016/5/12/chartex" xmlns:cx7="http://schemas.microsoft.com/office/drawing/2016/5/13/chartex" xmlns:cx8="http://schemas.microsoft.com/office/drawing/2016/5/14/chartex" xmlns:mc="http://schemas.openxmlformats.org/markup-compatibility/2006" xmlns:aink="http://schemas.microsoft.com/office/drawing/2016/ink" xmlns:am3d="http://schemas.microsoft.com/office/drawing/2017/model3d" xmlns:o="urn:schemas-microsoft-com:office:office" xmlns:r="http://schemas.openxmlformats.org/officeDocument/2006/relationships" xmlns:m="http://schemas.openxmlformats.org/officeDocument/2006/math" xmlns:v="urn:schemas-microsoft-com:vml" xmlns:wp14="http://schemas.microsoft.com/office/word/2010/wordprocessingDrawing" xmlns:wp="http://schemas.openxmlformats.org/drawingml/2006/wordprocessingDrawing" xmlns:w10="urn:schemas-microsoft-com:office:word" xmlns:w="http://schemas.openxmlformats.org/wordprocessingml/2006/main" xmlns:w14="http://schemas.microsoft.com/office/word/2010/wordml" xmlns:w15="http://schemas.microsoft.com/office/word/2012/wordml" xmlns:w16cex="http://schemas.microsoft.com/office/word/2018/wordml/cex" xmlns:w16cid="http://schemas.microsoft.com/office/word/2016/wordml/cid" xmlns:w16="http://schemas.microsoft.com/office/word/2018/wordml" xmlns:w16sdtdh="http://schemas.microsoft.com/office/word/2020/wordml/sdtdatahash" xmlns:w16se="http://schemas.microsoft.com/office/word/2015/wordml/symex" xmlns:wpg="http://schemas.microsoft.com/office/word/2010/wordprocessingGroup" xmlns:wpi="http://schemas.microsoft.com/office/word/2010/wordprocessingInk" xmlns:wne="http://schemas.microsoft.com/office/word/2006/wordml" xmlns:wps="http://schemas.microsoft.com/office/word/2010/wordprocessingShape" mc:Ignorable="w14 w15 w16se w16cid w16 w16cex w16sdtdh wp14">
+<w:footnotes xmlns:wpc="http://schemas.microsoft.com/office/word/2010/wordprocessingCanvas" xmlns:cx="http://schemas.microsoft.com/office/drawing/2014/chartex" xmlns:cx1="http://schemas.microsoft.com/office/drawing/2015/9/8/chartex" xmlns:cx2="http://schemas.microsoft.com/office/drawing/2015/10/21/chartex" xmlns:cx3="http://schemas.microsoft.com/office/drawing/2016/5/9/chartex" xmlns:cx4="http://schemas.microsoft.com/office/drawing/2016/5/10/chartex" xmlns:cx5="http://schemas.microsoft.com/office/drawing/2016/5/11/chartex" xmlns:cx6="http://schemas.microsoft.com/office/drawing/2016/5/12/chartex" xmlns:cx7="http://schemas.microsoft.com/office/drawing/2016/5/13/chartex" xmlns:cx8="http://schemas.microsoft.com/office/drawing/2016/5/14/chartex" xmlns:mc="http://schemas.openxmlformats.org/markup-compatibility/2006" xmlns:aink="http://schemas.microsoft.com/office/drawing/2016/ink" xmlns:am3d="http://schemas.microsoft.com/office/drawing/2017/model3d" xmlns:o="urn:schemas-microsoft-com:office:office" xmlns:oel="http://schemas.microsoft.com/office/2019/extlst" xmlns:r="http://schemas.openxmlformats.org/officeDocument/2006/relationships" xmlns:m="http://schemas.openxmlformats.org/officeDocument/2006/math" xmlns:v="urn:schemas-microsoft-com:vml" xmlns:wp14="http://schemas.microsoft.com/office/word/2010/wordprocessingDrawing" xmlns:wp="http://schemas.openxmlformats.org/drawingml/2006/wordprocessingDrawing" xmlns:w10="urn:schemas-microsoft-com:office:word" xmlns:w="http://schemas.openxmlformats.org/wordprocessingml/2006/main" xmlns:w14="http://schemas.microsoft.com/office/word/2010/wordml" xmlns:w15="http://schemas.microsoft.com/office/word/2012/wordml" xmlns:w16cex="http://schemas.microsoft.com/office/word/2018/wordml/cex" xmlns:w16cid="http://schemas.microsoft.com/office/word/2016/wordml/cid" xmlns:w16="http://schemas.microsoft.com/office/word/2018/wordml" xmlns:w16du="http://schemas.microsoft.com/office/word/2023/wordml/word16du" xmlns:w16sdtdh="http://schemas.microsoft.com/office/word/2020/wordml/sdtdatahash" xmlns:w16sdtfl="http://schemas.microsoft.com/office/word/2024/wordml/sdtformatlock" xmlns:w16se="http://schemas.microsoft.com/office/word/2015/wordml/symex" xmlns:wpg="http://schemas.microsoft.com/office/word/2010/wordprocessingGroup" xmlns:wpi="http://schemas.microsoft.com/office/word/2010/wordprocessingInk" xmlns:wne="http://schemas.microsoft.com/office/word/2006/wordml" xmlns:wps="http://schemas.microsoft.com/office/word/2010/wordprocessingShape" mc:Ignorable="w14 w15 w16se w16cid w16 w16cex w16sdtdh w16sdtfl w16du wp14">
   <w:footnote w:type="separator" w:id="-1">
     <w:p>
       <w:pPr>
@@ -2562,7 +1778,7 @@
 </file>
 
 <file path=word/numbering.xml><?xml version="1.0" encoding="utf-8"?>
-<w:numbering xmlns:wpc="http://schemas.microsoft.com/office/word/2010/wordprocessingCanvas" xmlns:cx="http://schemas.microsoft.com/office/drawing/2014/chartex" xmlns:cx1="http://schemas.microsoft.com/office/drawing/2015/9/8/chartex" xmlns:cx2="http://schemas.microsoft.com/office/drawing/2015/10/21/chartex" xmlns:cx3="http://schemas.microsoft.com/office/drawing/2016/5/9/chartex" xmlns:cx4="http://schemas.microsoft.com/office/drawing/2016/5/10/chartex" xmlns:cx5="http://schemas.microsoft.com/office/drawing/2016/5/11/chartex" xmlns:cx6="http://schemas.microsoft.com/office/drawing/2016/5/12/chartex" xmlns:cx7="http://schemas.microsoft.com/office/drawing/2016/5/13/chartex" xmlns:cx8="http://schemas.microsoft.com/office/drawing/2016/5/14/chartex" xmlns:mc="http://schemas.openxmlformats.org/markup-compatibility/2006" xmlns:aink="http://schemas.microsoft.com/office/drawing/2016/ink" xmlns:am3d="http://schemas.microsoft.com/office/drawing/2017/model3d" xmlns:o="urn:schemas-microsoft-com:office:office" xmlns:r="http://schemas.openxmlformats.org/officeDocument/2006/relationships" xmlns:m="http://schemas.openxmlformats.org/officeDocument/2006/math" xmlns:v="urn:schemas-microsoft-com:vml" xmlns:wp14="http://schemas.microsoft.com/office/word/2010/wordprocessingDrawing" xmlns:wp="http://schemas.openxmlformats.org/drawingml/2006/wordprocessingDrawing" xmlns:w10="urn:schemas-microsoft-com:office:word" xmlns:w="http://schemas.openxmlformats.org/wordprocessingml/2006/main" xmlns:w14="http://schemas.microsoft.com/office/word/2010/wordml" xmlns:w15="http://schemas.microsoft.com/office/word/2012/wordml" xmlns:w16cex="http://schemas.microsoft.com/office/word/2018/wordml/cex" xmlns:w16cid="http://schemas.microsoft.com/office/word/2016/wordml/cid" xmlns:w16="http://schemas.microsoft.com/office/word/2018/wordml" xmlns:w16sdtdh="http://schemas.microsoft.com/office/word/2020/wordml/sdtdatahash" xmlns:w16se="http://schemas.microsoft.com/office/word/2015/wordml/symex" xmlns:wpg="http://schemas.microsoft.com/office/word/2010/wordprocessingGroup" xmlns:wpi="http://schemas.microsoft.com/office/word/2010/wordprocessingInk" xmlns:wne="http://schemas.microsoft.com/office/word/2006/wordml" xmlns:wps="http://schemas.microsoft.com/office/word/2010/wordprocessingShape" mc:Ignorable="w14 w15 w16se w16cid w16 w16cex w16sdtdh wp14">
+<w:numbering xmlns:wpc="http://schemas.microsoft.com/office/word/2010/wordprocessingCanvas" xmlns:cx="http://schemas.microsoft.com/office/drawing/2014/chartex" xmlns:cx1="http://schemas.microsoft.com/office/drawing/2015/9/8/chartex" xmlns:cx2="http://schemas.microsoft.com/office/drawing/2015/10/21/chartex" xmlns:cx3="http://schemas.microsoft.com/office/drawing/2016/5/9/chartex" xmlns:cx4="http://schemas.microsoft.com/office/drawing/2016/5/10/chartex" xmlns:cx5="http://schemas.microsoft.com/office/drawing/2016/5/11/chartex" xmlns:cx6="http://schemas.microsoft.com/office/drawing/2016/5/12/chartex" xmlns:cx7="http://schemas.microsoft.com/office/drawing/2016/5/13/chartex" xmlns:cx8="http://schemas.microsoft.com/office/drawing/2016/5/14/chartex" xmlns:mc="http://schemas.openxmlformats.org/markup-compatibility/2006" xmlns:aink="http://schemas.microsoft.com/office/drawing/2016/ink" xmlns:am3d="http://schemas.microsoft.com/office/drawing/2017/model3d" xmlns:o="urn:schemas-microsoft-com:office:office" xmlns:oel="http://schemas.microsoft.com/office/2019/extlst" xmlns:r="http://schemas.openxmlformats.org/officeDocument/2006/relationships" xmlns:m="http://schemas.openxmlformats.org/officeDocument/2006/math" xmlns:v="urn:schemas-microsoft-com:vml" xmlns:wp14="http://schemas.microsoft.com/office/word/2010/wordprocessingDrawing" xmlns:wp="http://schemas.openxmlformats.org/drawingml/2006/wordprocessingDrawing" xmlns:w10="urn:schemas-microsoft-com:office:word" xmlns:w="http://schemas.openxmlformats.org/wordprocessingml/2006/main" xmlns:w14="http://schemas.microsoft.com/office/word/2010/wordml" xmlns:w15="http://schemas.microsoft.com/office/word/2012/wordml" xmlns:w16cex="http://schemas.microsoft.com/office/word/2018/wordml/cex" xmlns:w16cid="http://schemas.microsoft.com/office/word/2016/wordml/cid" xmlns:w16="http://schemas.microsoft.com/office/word/2018/wordml" xmlns:w16du="http://schemas.microsoft.com/office/word/2023/wordml/word16du" xmlns:w16sdtdh="http://schemas.microsoft.com/office/word/2020/wordml/sdtdatahash" xmlns:w16sdtfl="http://schemas.microsoft.com/office/word/2024/wordml/sdtformatlock" xmlns:w16se="http://schemas.microsoft.com/office/word/2015/wordml/symex" xmlns:wpg="http://schemas.microsoft.com/office/word/2010/wordprocessingGroup" xmlns:wpi="http://schemas.microsoft.com/office/word/2010/wordprocessingInk" xmlns:wne="http://schemas.microsoft.com/office/word/2006/wordml" xmlns:wps="http://schemas.microsoft.com/office/word/2010/wordprocessingShape" mc:Ignorable="w14 w15 w16se w16cid w16 w16cex w16sdtdh w16sdtfl w16du wp14">
   <w:abstractNum w:abstractNumId="0" w15:restartNumberingAfterBreak="0">
     <w:nsid w:val="0B4B7AB0"/>
     <w:multiLevelType w:val="hybridMultilevel"/>
@@ -2967,23 +2183,23 @@
       </w:pPr>
     </w:lvl>
   </w:abstractNum>
-  <w:num w:numId="1">
+  <w:num w:numId="1" w16cid:durableId="1003121858">
     <w:abstractNumId w:val="2"/>
   </w:num>
-  <w:num w:numId="2">
+  <w:num w:numId="2" w16cid:durableId="1727529300">
     <w:abstractNumId w:val="0"/>
   </w:num>
-  <w:num w:numId="3">
+  <w:num w:numId="3" w16cid:durableId="1933051692">
     <w:abstractNumId w:val="1"/>
   </w:num>
-  <w:num w:numId="4">
+  <w:num w:numId="4" w16cid:durableId="1689988768">
     <w:abstractNumId w:val="3"/>
   </w:num>
 </w:numbering>
 </file>
 
 <file path=word/styles.xml><?xml version="1.0" encoding="utf-8"?>
-<w:styles xmlns:mc="http://schemas.openxmlformats.org/markup-compatibility/2006" xmlns:r="http://schemas.openxmlformats.org/officeDocument/2006/relationships" xmlns:w="http://schemas.openxmlformats.org/wordprocessingml/2006/main" xmlns:w14="http://schemas.microsoft.com/office/word/2010/wordml" xmlns:w15="http://schemas.microsoft.com/office/word/2012/wordml" xmlns:w16cex="http://schemas.microsoft.com/office/word/2018/wordml/cex" xmlns:w16cid="http://schemas.microsoft.com/office/word/2016/wordml/cid" xmlns:w16="http://schemas.microsoft.com/office/word/2018/wordml" xmlns:w16sdtdh="http://schemas.microsoft.com/office/word/2020/wordml/sdtdatahash" xmlns:w16se="http://schemas.microsoft.com/office/word/2015/wordml/symex" mc:Ignorable="w14 w15 w16se w16cid w16 w16cex w16sdtdh">
+<w:styles xmlns:mc="http://schemas.openxmlformats.org/markup-compatibility/2006" xmlns:r="http://schemas.openxmlformats.org/officeDocument/2006/relationships" xmlns:w="http://schemas.openxmlformats.org/wordprocessingml/2006/main" xmlns:w14="http://schemas.microsoft.com/office/word/2010/wordml" xmlns:w15="http://schemas.microsoft.com/office/word/2012/wordml" xmlns:w16cex="http://schemas.microsoft.com/office/word/2018/wordml/cex" xmlns:w16cid="http://schemas.microsoft.com/office/word/2016/wordml/cid" xmlns:w16="http://schemas.microsoft.com/office/word/2018/wordml" xmlns:w16du="http://schemas.microsoft.com/office/word/2023/wordml/word16du" xmlns:w16sdtdh="http://schemas.microsoft.com/office/word/2020/wordml/sdtdatahash" xmlns:w16sdtfl="http://schemas.microsoft.com/office/word/2024/wordml/sdtformatlock" xmlns:w16se="http://schemas.microsoft.com/office/word/2015/wordml/symex" mc:Ignorable="w14 w15 w16se w16cid w16 w16cex w16sdtdh w16sdtfl w16du">
   <w:docDefaults>
     <w:rPrDefault>
       <w:rPr>
